--- a/doc/23软工03-杨鲁豫-2023204414-实验3.docx
+++ b/doc/23软工03-杨鲁豫-2023204414-实验3.docx
@@ -217,6 +217,141 @@
               </w:rPr>
               <w:t>实验内容：</w:t>
             </w:r>
+            <w:r>
+              <w:rPr>
+                <w:rFonts w:hint="eastAsia"/>
+                <w:b/>
+                <w:bCs/>
+              </w:rPr>
+              <w:br w:type="textWrapping"/>
+            </w:r>
+            <w:r>
+              <w:rPr>
+                <w:rFonts w:hint="eastAsia"/>
+                <w:b/>
+                <w:bCs/>
+              </w:rPr>
+              <w:br w:type="textWrapping"/>
+            </w:r>
+            <w:r>
+              <w:rPr>
+                <w:rFonts w:hint="eastAsia"/>
+                <w:b/>
+                <w:bCs/>
+                <w:lang w:val="en-US" w:eastAsia="zh-CN"/>
+              </w:rPr>
+              <w:t>Git地址：</w:t>
+            </w:r>
+            <w:r>
+              <w:rPr>
+                <w:rFonts w:hint="eastAsia" w:ascii="黑体" w:hAnsi="黑体" w:eastAsia="黑体" w:cs="黑体"/>
+                <w:b w:val="0"/>
+                <w:bCs w:val="0"/>
+                <w:color w:val="FF0000"/>
+                <w:sz w:val="24"/>
+                <w:szCs w:val="24"/>
+                <w:u w:val="none"/>
+                <w:lang w:val="en-US" w:eastAsia="zh-CN"/>
+              </w:rPr>
+              <w:t>https://github.com/</w:t>
+            </w:r>
+            <w:r>
+              <w:rPr>
+                <w:rFonts w:hint="eastAsia" w:ascii="黑体" w:hAnsi="黑体" w:eastAsia="黑体" w:cs="黑体"/>
+                <w:b w:val="0"/>
+                <w:bCs w:val="0"/>
+                <w:color w:val="FF0000"/>
+                <w:sz w:val="24"/>
+                <w:szCs w:val="24"/>
+                <w:u w:val="none"/>
+              </w:rPr>
+              <w:fldChar w:fldCharType="begin"/>
+            </w:r>
+            <w:r>
+              <w:rPr>
+                <w:rFonts w:hint="eastAsia" w:ascii="黑体" w:hAnsi="黑体" w:eastAsia="黑体" w:cs="黑体"/>
+                <w:b w:val="0"/>
+                <w:bCs w:val="0"/>
+                <w:color w:val="FF0000"/>
+                <w:sz w:val="24"/>
+                <w:szCs w:val="24"/>
+                <w:u w:val="none"/>
+              </w:rPr>
+              <w:instrText xml:space="preserve"> HYPERLINK "https://github.com/Beyond-Software-Engineer/Calculator" </w:instrText>
+            </w:r>
+            <w:r>
+              <w:rPr>
+                <w:rFonts w:hint="eastAsia" w:ascii="黑体" w:hAnsi="黑体" w:eastAsia="黑体" w:cs="黑体"/>
+                <w:b w:val="0"/>
+                <w:bCs w:val="0"/>
+                <w:color w:val="FF0000"/>
+                <w:sz w:val="24"/>
+                <w:szCs w:val="24"/>
+                <w:u w:val="none"/>
+              </w:rPr>
+              <w:fldChar w:fldCharType="separate"/>
+            </w:r>
+            <w:r>
+              <w:rPr>
+                <w:rStyle w:val="8"/>
+                <w:rFonts w:hint="eastAsia" w:ascii="黑体" w:hAnsi="黑体" w:eastAsia="黑体" w:cs="黑体"/>
+                <w:b w:val="0"/>
+                <w:bCs w:val="0"/>
+                <w:color w:val="FF0000"/>
+                <w:sz w:val="24"/>
+                <w:szCs w:val="24"/>
+                <w:u w:val="none"/>
+              </w:rPr>
+              <w:t>Beyond-Software-Engineer/Calculator</w:t>
+            </w:r>
+            <w:r>
+              <w:rPr>
+                <w:rFonts w:hint="eastAsia" w:ascii="黑体" w:hAnsi="黑体" w:eastAsia="黑体" w:cs="黑体"/>
+                <w:b w:val="0"/>
+                <w:bCs w:val="0"/>
+                <w:color w:val="FF0000"/>
+                <w:sz w:val="24"/>
+                <w:szCs w:val="24"/>
+                <w:u w:val="none"/>
+              </w:rPr>
+              <w:fldChar w:fldCharType="end"/>
+            </w:r>
+            <w:r>
+              <w:rPr>
+                <w:rFonts w:hint="eastAsia" w:ascii="黑体" w:hAnsi="黑体" w:eastAsia="黑体" w:cs="黑体"/>
+                <w:b w:val="0"/>
+                <w:bCs w:val="0"/>
+                <w:color w:val="FF0000"/>
+                <w:sz w:val="24"/>
+                <w:szCs w:val="24"/>
+                <w:u w:val="none"/>
+                <w:lang w:val="en-US" w:eastAsia="zh-CN"/>
+              </w:rPr>
+              <w:t>.gi</w:t>
+            </w:r>
+            <w:r>
+              <w:rPr>
+                <w:rFonts w:hint="eastAsia" w:ascii="宋体" w:hAnsi="宋体" w:cs="宋体"/>
+                <w:b w:val="0"/>
+                <w:bCs w:val="0"/>
+                <w:color w:val="FF0000"/>
+                <w:sz w:val="24"/>
+                <w:szCs w:val="24"/>
+                <w:u w:val="none"/>
+                <w:lang w:val="en-US" w:eastAsia="zh-CN"/>
+              </w:rPr>
+              <w:t>t</w:t>
+            </w:r>
+            <w:bookmarkStart w:id="0" w:name="_GoBack"/>
+            <w:bookmarkEnd w:id="0"/>
+            <w:r>
+              <w:rPr>
+                <w:rFonts w:hint="eastAsia"/>
+                <w:b/>
+                <w:bCs/>
+              </w:rPr>
+              <w:br w:type="textWrapping"/>
+            </w:r>
           </w:p>
           <w:p>
             <w:pPr>
@@ -4672,8 +4807,6 @@
                       <w:rFonts w:hint="eastAsia"/>
                     </w:rPr>
                   </w:pPr>
-                  <w:bookmarkStart w:id="0" w:name="_GoBack"/>
-                  <w:bookmarkEnd w:id="0"/>
                 </w:p>
                 <w:p>
                   <w:pPr>
